--- a/発表原稿.docx
+++ b/発表原稿.docx
@@ -129,7 +129,7 @@
         <w:spacing w:after="120" w:line="336" w:lineRule="auto"/>
       </w:pPr>
       <w:r>
-        <w:t>近年、山火事の被害は深刻化しています。大規模な山火事は過去30年でおよそ5倍に増えました。気候変動と干ばつが主な要因です。</w:t>
+        <w:t>近年、米国・欧州・オーストラリアなどで大規模な森林火災が頻発し、激甚化しています。気候変動に加え、過去の火災抑制政策による可燃物の蓄積が主な要因です。大規模な山火事は過去30年でおよそ5倍に増えました。</w:t>
       </w:r>
     </w:p>
     <w:p>
@@ -137,7 +137,7 @@
         <w:spacing w:after="120" w:line="336" w:lineRule="auto"/>
       </w:pPr>
       <w:r>
-        <w:t>また、米国では森林と都市の境界帯、いわゆるWUIに約4500万人が暮らしており、この層が特に高いリスクにさらされています。</w:t>
+        <w:t>森林火災は、経済やインフラ、自然資源に加えて、森林と都市の境界帯、いわゆるWUIに住む約4500万人の生活に壊滅的な被害をもたらしています。</w:t>
       </w:r>
     </w:p>
     <w:p>
@@ -145,7 +145,7 @@
         <w:spacing w:after="120" w:line="336" w:lineRule="auto"/>
       </w:pPr>
       <w:r>
-        <w:t>乾燥と強風の期間が長期化しているため、従来の消火・防火戦略だけでは対応が難しくなっています。</w:t>
+        <w:t>そのため、環境に優しい新たな火災遅延剤の開発が急務となっています。</w:t>
       </w:r>
     </w:p>
     <w:p>
@@ -183,7 +183,7 @@
         <w:rPr>
           <w:color w:val="1E293B"/>
         </w:rPr>
-        <w:t>Slide 6　既存の山火事対策と、その本質的な限界</w:t>
+        <w:t>Slide 6　既存の山火事用消火剤と、その限界</w:t>
       </w:r>
     </w:p>
     <w:p>
@@ -191,7 +191,7 @@
         <w:spacing w:after="120" w:line="336" w:lineRule="auto"/>
       </w:pPr>
       <w:r>
-        <w:t>現在使われている対策には、水、Phos-Chekに代表されるリン酸塩系の遅延剤、そしてAquaGel-Kのような市販の保水ゲルがあります。</w:t>
+        <w:t>米国森林局は、森林火災用の薬剤を3つに分類しています。</w:t>
       </w:r>
     </w:p>
     <w:p>
@@ -199,7 +199,7 @@
         <w:spacing w:after="120" w:line="336" w:lineRule="auto"/>
       </w:pPr>
       <w:r>
-        <w:t>しかしこれらには本質的な限界があります。水はすぐ蒸発し、保水ゲルも乾燥すると保護機能を失います。リン酸塩系は環境負荷の問題が指摘されています。</w:t>
+        <w:t>1つ目の長期遅延剤は、リン酸アンモニウムなどを含み、残留物がある限り効果が続きます。2つ目の泡消火剤は短期的で、水分が蒸発すると効果を失います。特に旧来のフッ素系界面活性剤は、生体への蓄積性や環境毒性が問題視されてきました。</w:t>
       </w:r>
     </w:p>
     <w:p>
@@ -207,7 +207,15 @@
         <w:spacing w:after="120" w:line="336" w:lineRule="auto"/>
       </w:pPr>
       <w:r>
-        <w:t>つまり、乾いた後も保護が続く材料が求められていた、ということです。</w:t>
+        <w:t>3つ目の水強化ゲルは、高吸水性ポリマーで大量の水を保持する環境配慮型で、保持時間は30から60分と泡より長く、建物保護に有効です。しかし、森林火災の高温と強風のもとで乾燥してしまうと、効果を完全に失うという重大な欠点があります。</w:t>
+      </w:r>
+    </w:p>
+    <w:p>
+      <w:pPr>
+        <w:spacing w:after="120" w:line="336" w:lineRule="auto"/>
+      </w:pPr>
+      <w:r>
+        <w:t>本研究は、まさにこの『乾燥すると無効になる』という弱点を克服しようとするものです。</w:t>
       </w:r>
     </w:p>
     <w:p>
@@ -226,7 +234,7 @@
         <w:spacing w:after="120" w:line="336" w:lineRule="auto"/>
       </w:pPr>
       <w:r>
-        <w:t>そこで本研究の核心が、熱活性化によるエアロゲル形成です。</w:t>
+        <w:t>そこで本研究では、熱で活性化して断熱性のシリカエアロゲルへと変化する、新しいヒドロゲルを提案します。</w:t>
       </w:r>
     </w:p>
     <w:p>
@@ -234,7 +242,23 @@
         <w:spacing w:after="120" w:line="336" w:lineRule="auto"/>
       </w:pPr>
       <w:r>
-        <w:t>ゲルが火炎の熱を受けると、内部のシリカ粒子が焼結して多孔質のシリカエアロゲルに変化します。エアロゲルは極めて熱伝導が低い断熱材で、乾燥後もこの保護機能が残るのが既存品との決定的な違いです。</w:t>
+        <w:t>材料は、植物由来で生体適合性・生分解性を持つセルロース系バイオポリマーと、コロイダルシリカ粒子の物理架橋で作られます。</w:t>
+      </w:r>
+    </w:p>
+    <w:p>
+      <w:pPr>
+        <w:spacing w:after="120" w:line="336" w:lineRule="auto"/>
+      </w:pPr>
+      <w:r>
+        <w:t>炎にさらされて内部の水分が急速に失われると、強固な多孔質シリカネットワーク、すなわちエアロゲルがその場で形成されます。この断熱バリアにより、水分が完全に枯渇した後でも対象物を発火から守る期間を大幅に延ばせます。</w:t>
+      </w:r>
+    </w:p>
+    <w:p>
+      <w:pPr>
+        <w:spacing w:after="120" w:line="336" w:lineRule="auto"/>
+      </w:pPr>
+      <w:r>
+        <w:t>さらに、これらの材料は簡単に自己組織化し、噴霧やポンプ送液に適した流動特性に調整できるため、実用的な散布や大規模製造にも向いています。</w:t>
       </w:r>
     </w:p>
     <w:p>

--- a/発表原稿.docx
+++ b/発表原稿.docx
@@ -288,7 +288,85 @@
         <w:rPr>
           <w:color w:val="1E293B"/>
         </w:rPr>
-        <w:t>Slide 9　使用したセルロース系ポリマー</w:t>
+        <w:t>Slide 9　材料概要 1/2：材料構成</w:t>
+      </w:r>
+    </w:p>
+    <w:p>
+      <w:pPr>
+        <w:spacing w:after="120" w:line="336" w:lineRule="auto"/>
+      </w:pPr>
+      <w:r>
+        <w:t>まず材料全体の構成を俯瞰します。</w:t>
+      </w:r>
+    </w:p>
+    <w:p>
+      <w:pPr>
+        <w:spacing w:after="120" w:line="336" w:lineRule="auto"/>
+      </w:pPr>
+      <w:r>
+        <w:t>本ゲルは大きく3つの要素から成ります。1つ目は植物由来のセルロース誘導体、HEC・MC・MHECなどのバイオポリマーです。ゲルの骨格を担い、生分解性も高い環境配慮型の素材です。</w:t>
+      </w:r>
+    </w:p>
+    <w:p>
+      <w:pPr>
+        <w:spacing w:after="120" w:line="336" w:lineRule="auto"/>
+      </w:pPr>
+      <w:r>
+        <w:t>2つ目はコロイダルシリカ粒子（CSP）です。直径22ナノメートルの単分散粒子で、ポリマーと動的に相互作用し、炎の熱でシリカエアロゲルへと変化する主役です。</w:t>
+      </w:r>
+    </w:p>
+    <w:p>
+      <w:pPr>
+        <w:spacing w:after="120" w:line="336" w:lineRule="auto"/>
+      </w:pPr>
+      <w:r>
+        <w:t>3つ目はポリマー・粒子（PP）相互作用です。共有結合ではなく動的な多価水素結合でネットワークが形成されるため、自己修復性と噴霧適性を両立しています。</w:t>
+      </w:r>
+    </w:p>
+    <w:p>
+      <w:pPr>
+        <w:pStyle w:val="Heading1"/>
+      </w:pPr>
+      <w:r>
+        <w:rPr>
+          <w:color w:val="1E293B"/>
+        </w:rPr>
+        <w:t>Slide 10　材料概要 2/2：噴霧・付着・耐火のメカニズム</w:t>
+      </w:r>
+    </w:p>
+    <w:p>
+      <w:pPr>
+        <w:spacing w:after="120" w:line="336" w:lineRule="auto"/>
+      </w:pPr>
+      <w:r>
+        <w:t>このスライドでは、材料がどのように機能するかの全体的なメカニズムをお伝えします。</w:t>
+      </w:r>
+    </w:p>
+    <w:p>
+      <w:pPr>
+        <w:spacing w:after="120" w:line="336" w:lineRule="auto"/>
+      </w:pPr>
+      <w:r>
+        <w:t>ポイントは『温度ではなく、せん断力と自己修復性』がスプレー・付着を支えている点です。</w:t>
+      </w:r>
+    </w:p>
+    <w:p>
+      <w:pPr>
+        <w:spacing w:after="120" w:line="336" w:lineRule="auto"/>
+      </w:pPr>
+      <w:r>
+        <w:t>静止時、ゲルは弾性体として安定しています。スプレーノズルを通る際、大きなせん断ひずみがかかり、ゾル様の低粘度状態になります。これがせん断希薄化（シアシニング）です。壁に付着した瞬間、ひずみが解放され自己修復性によってゲル構造が回復します。そして炎に接触すると、コロイダルシリカが焼結して多孔質のシリカエアロゲルを形成し、断熱層として機能します。</w:t>
+      </w:r>
+    </w:p>
+    <w:p>
+      <w:pPr>
+        <w:pStyle w:val="Heading1"/>
+      </w:pPr>
+      <w:r>
+        <w:rPr>
+          <w:color w:val="1E293B"/>
+        </w:rPr>
+        <w:t>Slide 11　使用したセルロース系ポリマー</w:t>
       </w:r>
     </w:p>
     <w:p>
@@ -304,7 +382,7 @@
         <w:spacing w:after="120" w:line="336" w:lineRule="auto"/>
       </w:pPr>
       <w:r>
-        <w:t>AのHECはゲルの粘性を与える骨格成分、BのMCは加熱でゲル化する熱可逆性を持ち、火炎保護の鍵となります。CのMHECはAとBの特性を併せ持つ複合型です。</w:t>
+        <w:t>AのHECはゲルの粘性を与える骨格成分、BのMCはポリマーネットワークの動的な架橋に寄与します。CのMHECはHECとMCの特性を一分子に統合した複合型です。</w:t>
       </w:r>
     </w:p>
     <w:p>
@@ -323,7 +401,7 @@
         <w:rPr>
           <w:color w:val="1E293B"/>
         </w:rPr>
-        <w:t>Slide 10　メチルセルロース(MC)の熱ゲル化</w:t>
+        <w:t>Slide 12　レオロジー設計：せん断希薄化と自己修復性</w:t>
       </w:r>
     </w:p>
     <w:p>
@@ -331,7 +409,7 @@
         <w:spacing w:after="120" w:line="336" w:lineRule="auto"/>
       </w:pPr>
       <w:r>
-        <w:t>ここでMCの熱ゲル化について詳しく説明します。</w:t>
+        <w:t>本ゲルの噴霧・付着特性を支えるレオロジー設計について詳しく見ます。</w:t>
       </w:r>
     </w:p>
     <w:p>
@@ -339,7 +417,7 @@
         <w:spacing w:after="120" w:line="336" w:lineRule="auto"/>
       </w:pPr>
       <w:r>
-        <w:t>メチルセルロースは、室温では低粘度の液体ですが、加熱すると逆にゲル化するという珍しい性質、いわゆるLCST挙動を持ちます。温度が上がると疎水性の相互作用が強まり、分子鎖が集まってゲルのネットワークを作るためです。</w:t>
+        <w:t>流動指数 n が1未満であることから、強いせん断希薄化特性を持ちます。噴霧時には粘度が大幅に下がり、細いノズルからでも容易に散布できます。</w:t>
       </w:r>
     </w:p>
     <w:p>
@@ -347,7 +425,15 @@
         <w:spacing w:after="120" w:line="336" w:lineRule="auto"/>
       </w:pPr>
       <w:r>
-        <w:t>この熱で固まる性質が、火炎保護の起点になります。</w:t>
+        <w:t>付着後はひずみが解放され、G'（貯蔵弾性率）が約90%回復します。これが自己修復性で、垂直面でもゲルが滑り落ちずに留まる根拠です。</w:t>
+      </w:r>
+    </w:p>
+    <w:p>
+      <w:pPr>
+        <w:spacing w:after="120" w:line="336" w:lineRule="auto"/>
+      </w:pPr>
+      <w:r>
+        <w:t>静的降伏応力は約33 Paで、重力に抗して壁面に付着するのに十分な構造強度を持ちます。</w:t>
       </w:r>
     </w:p>
     <w:p>
@@ -358,7 +444,7 @@
         <w:rPr>
           <w:color w:val="1E293B"/>
         </w:rPr>
-        <w:t>Slide 11　コロイダルシリカ粒子(CSP)と界面活性剤(SDS)</w:t>
+        <w:t>Slide 13　コロイダルシリカ粒子(CSP)と界面活性剤(SDS)</w:t>
       </w:r>
     </w:p>
     <w:p>
@@ -385,7 +471,7 @@
         <w:rPr>
           <w:color w:val="1E293B"/>
         </w:rPr>
-        <w:t>Slide 12　評価した5種類の配合系</w:t>
+        <w:t>Slide 14　評価した5種類の配合系</w:t>
       </w:r>
     </w:p>
     <w:p>
@@ -412,7 +498,7 @@
         <w:rPr>
           <w:color w:val="1E293B"/>
         </w:rPr>
-        <w:t>Slide 13　評価手法の全体像</w:t>
+        <w:t>Slide 15　評価手法の全体像</w:t>
       </w:r>
     </w:p>
     <w:p>
@@ -439,7 +525,7 @@
         <w:rPr>
           <w:color w:val="1E293B"/>
         </w:rPr>
-        <w:t>Slide 14　付着性・表面濡れ性：実装に不可欠な特性</w:t>
+        <w:t>Slide 16　付着性・表面濡れ性：実装に不可欠な特性</w:t>
       </w:r>
     </w:p>
     <w:p>
@@ -466,7 +552,7 @@
         <w:rPr>
           <w:color w:val="1E293B"/>
         </w:rPr>
-        <w:t>Slide 15　Part 3 章扉：実験結果</w:t>
+        <w:t>Slide 17　Part 3 章扉：実験結果</w:t>
       </w:r>
     </w:p>
     <w:p>
@@ -485,7 +571,7 @@
         <w:rPr>
           <w:color w:val="1E293B"/>
         </w:rPr>
-        <w:t>Slide 16　レオロジー①：振動弾性率 G' / G''</w:t>
+        <w:t>Slide 18　レオロジー①：振動弾性率 G' / G''</w:t>
       </w:r>
     </w:p>
     <w:p>
@@ -512,7 +598,7 @@
         <w:rPr>
           <w:color w:val="1E293B"/>
         </w:rPr>
-        <w:t>Slide 17　レオロジー②：剪断希薄化と Power-law 指数</w:t>
+        <w:t>Slide 19　レオロジー②：剪断希薄化と Power-law 指数</w:t>
       </w:r>
     </w:p>
     <w:p>
@@ -539,7 +625,7 @@
         <w:rPr>
           <w:color w:val="1E293B"/>
         </w:rPr>
-        <w:t>Slide 18　レオロジー③：静的降伏応力と長期安定性</w:t>
+        <w:t>Slide 20　レオロジー③：静的降伏応力と長期安定性</w:t>
       </w:r>
     </w:p>
     <w:p>
@@ -566,7 +652,7 @@
         <w:rPr>
           <w:color w:val="1E293B"/>
         </w:rPr>
-        <w:t>Slide 19　レオロジー④：貯蔵弾性率 G' と粘弾性（tan δ）</w:t>
+        <w:t>Slide 21　レオロジー④：貯蔵弾性率 G' と粘弾性（tan δ）</w:t>
       </w:r>
     </w:p>
     <w:p>
@@ -585,7 +671,7 @@
         <w:rPr>
           <w:color w:val="1E293B"/>
         </w:rPr>
-        <w:t>Slide 20　HEC+MC vs MHEC：二系統の比較</w:t>
+        <w:t>Slide 22　HEC+MC vs MHEC：二系統の比較</w:t>
       </w:r>
     </w:p>
     <w:p>
@@ -612,7 +698,7 @@
         <w:rPr>
           <w:color w:val="1E293B"/>
         </w:rPr>
-        <w:t>Slide 21　燃焼試験のセットアップ</w:t>
+        <w:t>Slide 23　燃焼試験のセットアップ</w:t>
       </w:r>
     </w:p>
     <w:p>
@@ -631,7 +717,7 @@
         <w:rPr>
           <w:color w:val="1E293B"/>
         </w:rPr>
-        <w:t>Slide 22　Time to char：5配合系の定量比較</w:t>
+        <w:t>Slide 24　Time to char：5配合系の定量比較</w:t>
       </w:r>
     </w:p>
     <w:p>
@@ -658,7 +744,7 @@
         <w:rPr>
           <w:color w:val="1E293B"/>
         </w:rPr>
-        <w:t>Slide 23　燃焼過程の時系列観察</w:t>
+        <w:t>Slide 25　燃焼過程の時系列観察</w:t>
       </w:r>
     </w:p>
     <w:p>
@@ -677,7 +763,7 @@
         <w:rPr>
           <w:color w:val="1E293B"/>
         </w:rPr>
-        <w:t>Slide 24　120秒 / 300秒時点の表面状態比較</w:t>
+        <w:t>Slide 26　120秒 / 300秒時点の表面状態比較</w:t>
       </w:r>
     </w:p>
     <w:p>
@@ -696,7 +782,7 @@
         <w:rPr>
           <w:color w:val="1E293B"/>
         </w:rPr>
-        <w:t>Slide 25　主要結果（ハイライト）</w:t>
+        <w:t>Slide 27　主要結果（ハイライト）</w:t>
       </w:r>
     </w:p>
     <w:p>
@@ -715,7 +801,7 @@
         <w:rPr>
           <w:color w:val="1E293B"/>
         </w:rPr>
-        <w:t>Slide 26　発泡指数（Foaming Index）の比較</w:t>
+        <w:t>Slide 28　発泡指数（Foaming Index）の比較</w:t>
       </w:r>
     </w:p>
     <w:p>
@@ -734,7 +820,7 @@
         <w:rPr>
           <w:color w:val="1E293B"/>
         </w:rPr>
-        <w:t>Slide 27　SDS濃度がエアロゲル微細構造に与える影響</w:t>
+        <w:t>Slide 29　SDS濃度がエアロゲル微細構造に与える影響</w:t>
       </w:r>
     </w:p>
     <w:p>
@@ -753,7 +839,7 @@
         <w:rPr>
           <w:color w:val="1E293B"/>
         </w:rPr>
-        <w:t>Slide 28　FT-IR・XPS：化学組成の変化（燃焼前後）</w:t>
+        <w:t>Slide 30　FT-IR・XPS：化学組成の変化（燃焼前後）</w:t>
       </w:r>
     </w:p>
     <w:p>
@@ -772,7 +858,7 @@
         <w:rPr>
           <w:color w:val="1E293B"/>
         </w:rPr>
-        <w:t>Slide 29　TGA/DSC：熱分解プロファイルと各成分の役割</w:t>
+        <w:t>Slide 31　TGA/DSC：熱分解プロファイルと各成分の役割</w:t>
       </w:r>
     </w:p>
     <w:p>
@@ -791,7 +877,7 @@
         <w:rPr>
           <w:color w:val="1E293B"/>
         </w:rPr>
-        <w:t>Slide 30　補足①：シリカエアロゲル形成のメカニズム</w:t>
+        <w:t>Slide 32　補足①：シリカエアロゲル形成のメカニズム</w:t>
       </w:r>
     </w:p>
     <w:p>
@@ -818,7 +904,7 @@
         <w:rPr>
           <w:color w:val="1E293B"/>
         </w:rPr>
-        <w:t>Slide 31　補足②：燃焼時間に伴う焼結進行（SEM）</w:t>
+        <w:t>Slide 33　補足②：燃焼時間に伴う焼結進行（SEM）</w:t>
       </w:r>
     </w:p>
     <w:p>
@@ -837,7 +923,7 @@
         <w:rPr>
           <w:color w:val="1E293B"/>
         </w:rPr>
-        <w:t>Slide 32　補足③：経時変化と長期安定性</w:t>
+        <w:t>Slide 34　補足③：経時変化と長期安定性</w:t>
       </w:r>
     </w:p>
     <w:p>
@@ -864,7 +950,7 @@
         <w:rPr>
           <w:color w:val="1E293B"/>
         </w:rPr>
-        <w:t>Slide 33　Part 4 章扉：考察・まとめ</w:t>
+        <w:t>Slide 35　Part 4 章扉：考察・まとめ</w:t>
       </w:r>
     </w:p>
     <w:p>
@@ -883,7 +969,7 @@
         <w:rPr>
           <w:color w:val="1E293B"/>
         </w:rPr>
-        <w:t>Slide 34　実装シナリオ：WEGの展開戦略</w:t>
+        <w:t>Slide 36　実装シナリオ：WEGの展開戦略</w:t>
       </w:r>
     </w:p>
     <w:p>
@@ -910,7 +996,7 @@
         <w:rPr>
           <w:color w:val="1E293B"/>
         </w:rPr>
-        <w:t>Slide 35　実証された主要結果</w:t>
+        <w:t>Slide 37　実証された主要結果</w:t>
       </w:r>
     </w:p>
     <w:p>
@@ -929,7 +1015,7 @@
         <w:rPr>
           <w:color w:val="1E293B"/>
         </w:rPr>
-        <w:t>Slide 36　研究の結論</w:t>
+        <w:t>Slide 38　研究の結論</w:t>
       </w:r>
     </w:p>
     <w:p>
@@ -938,41 +1024,6 @@
       </w:pPr>
       <w:r>
         <w:t>結論です。本研究のゲルは、火炎の熱を利用して自らエアロゲル断熱層を作るという独自の機構により、乾燥後も続く保護を実現しました。環境負荷の低い材料で、山火事対策の新たな選択肢となることが期待されます。</w:t>
-      </w:r>
-    </w:p>
-    <w:p>
-      <w:pPr>
-        <w:pStyle w:val="Heading1"/>
-      </w:pPr>
-      <w:r>
-        <w:rPr>
-          <w:color w:val="1E293B"/>
-        </w:rPr>
-        <w:t>Slide 38　補足：温度に応じたゲルの3段階変化</w:t>
-      </w:r>
-    </w:p>
-    <w:p>
-      <w:pPr>
-        <w:spacing w:after="120" w:line="336" w:lineRule="auto"/>
-      </w:pPr>
-      <w:r>
-        <w:t>補足として、温度によるゲルの変化を3段階で整理します。</w:t>
-      </w:r>
-    </w:p>
-    <w:p>
-      <w:pPr>
-        <w:spacing w:after="120" w:line="336" w:lineRule="auto"/>
-      </w:pPr>
-      <w:r>
-        <w:t>室温では低粘度のゾルでスプレーでき、50から60度の加熱でMCがゲル化し、さらに数百度の火炎にさらされるとシリカが焼結してエアロゲルになります。</w:t>
-      </w:r>
-    </w:p>
-    <w:p>
-      <w:pPr>
-        <w:spacing w:after="120" w:line="336" w:lineRule="auto"/>
-      </w:pPr>
-      <w:r>
-        <w:t>1つの材料が温度に応じて状態を変えていく、という点が本研究の面白さです。</w:t>
       </w:r>
     </w:p>
     <w:sectPr>
